--- a/과제제출물/01_교과교육지원_분수교구함_분수교구함_개요및설명서.docx
+++ b/과제제출물/01_교과교육지원_분수교구함_분수교구함_개요및설명서.docx
@@ -917,7 +917,7 @@
     <w:sdt>
       <w:sdtPr>
         <w:alias w:val="목차"/>
-        <w:id w:val="950748519"/>
+        <w:id w:val="1763649318"/>
       </w:sdtPr>
       <w:sdtEndPr/>
       <w:sdtContent>
@@ -945,7 +945,7 @@
           <w:r>
             <w:fldChar w:fldCharType="separate"/>
           </w:r>
-          <w:hyperlink w:anchor="_Toc244050070" w:history="1">
+          <w:hyperlink w:anchor="_Toc244052355" w:history="1">
             <w:r>
               <w:rPr>
                 <w:rStyle w:val="a5"/>
@@ -969,7 +969,7 @@
               <w:rPr>
                 <w:noProof/>
               </w:rPr>
-              <w:instrText xml:space="preserve"> PAGEREF _Toc244050070 \h </w:instrText>
+              <w:instrText xml:space="preserve"> PAGEREF _Toc244052355 \h </w:instrText>
             </w:r>
             <w:r>
               <w:rPr>
@@ -1012,7 +1012,7 @@
               <w14:ligatures w14:val="standardContextual"/>
             </w:rPr>
           </w:pPr>
-          <w:hyperlink w:anchor="_Toc244050071" w:history="1">
+          <w:hyperlink w:anchor="_Toc244052356" w:history="1">
             <w:r>
               <w:rPr>
                 <w:rStyle w:val="a5"/>
@@ -1036,7 +1036,7 @@
               <w:rPr>
                 <w:noProof/>
               </w:rPr>
-              <w:instrText xml:space="preserve"> PAGEREF _Toc244050071 \h </w:instrText>
+              <w:instrText xml:space="preserve"> PAGEREF _Toc244052356 \h </w:instrText>
             </w:r>
             <w:r>
               <w:rPr>
@@ -1079,7 +1079,7 @@
               <w14:ligatures w14:val="standardContextual"/>
             </w:rPr>
           </w:pPr>
-          <w:hyperlink w:anchor="_Toc244050072" w:history="1">
+          <w:hyperlink w:anchor="_Toc244052357" w:history="1">
             <w:r>
               <w:rPr>
                 <w:rStyle w:val="a5"/>
@@ -1103,7 +1103,7 @@
               <w:rPr>
                 <w:noProof/>
               </w:rPr>
-              <w:instrText xml:space="preserve"> PAGEREF _Toc244050072 \h </w:instrText>
+              <w:instrText xml:space="preserve"> PAGEREF _Toc244052357 \h </w:instrText>
             </w:r>
             <w:r>
               <w:rPr>
@@ -1146,7 +1146,7 @@
               <w14:ligatures w14:val="standardContextual"/>
             </w:rPr>
           </w:pPr>
-          <w:hyperlink w:anchor="_Toc244050073" w:history="1">
+          <w:hyperlink w:anchor="_Toc244052358" w:history="1">
             <w:r>
               <w:rPr>
                 <w:rStyle w:val="a5"/>
@@ -1170,7 +1170,7 @@
               <w:rPr>
                 <w:noProof/>
               </w:rPr>
-              <w:instrText xml:space="preserve"> PAGEREF _Toc244050073 \h </w:instrText>
+              <w:instrText xml:space="preserve"> PAGEREF _Toc244052358 \h </w:instrText>
             </w:r>
             <w:r>
               <w:rPr>
@@ -1213,7 +1213,7 @@
               <w14:ligatures w14:val="standardContextual"/>
             </w:rPr>
           </w:pPr>
-          <w:hyperlink w:anchor="_Toc244050074" w:history="1">
+          <w:hyperlink w:anchor="_Toc244052359" w:history="1">
             <w:r>
               <w:rPr>
                 <w:rStyle w:val="a5"/>
@@ -1237,7 +1237,7 @@
               <w:rPr>
                 <w:noProof/>
               </w:rPr>
-              <w:instrText xml:space="preserve"> PAGEREF _Toc244050074 \h </w:instrText>
+              <w:instrText xml:space="preserve"> PAGEREF _Toc244052359 \h </w:instrText>
             </w:r>
             <w:r>
               <w:rPr>
@@ -1279,7 +1279,7 @@
               <w14:ligatures w14:val="standardContextual"/>
             </w:rPr>
           </w:pPr>
-          <w:hyperlink w:anchor="_Toc244050075" w:history="1">
+          <w:hyperlink w:anchor="_Toc244052360" w:history="1">
             <w:r>
               <w:rPr>
                 <w:rStyle w:val="a5"/>
@@ -1303,7 +1303,7 @@
               <w:rPr>
                 <w:noProof/>
               </w:rPr>
-              <w:instrText xml:space="preserve"> PAGEREF _Toc244050075 \h </w:instrText>
+              <w:instrText xml:space="preserve"> PAGEREF _Toc244052360 \h </w:instrText>
             </w:r>
             <w:r>
               <w:rPr>
@@ -1346,7 +1346,7 @@
               <w14:ligatures w14:val="standardContextual"/>
             </w:rPr>
           </w:pPr>
-          <w:hyperlink w:anchor="_Toc244050076" w:history="1">
+          <w:hyperlink w:anchor="_Toc244052361" w:history="1">
             <w:r>
               <w:rPr>
                 <w:rStyle w:val="a5"/>
@@ -1370,7 +1370,7 @@
               <w:rPr>
                 <w:noProof/>
               </w:rPr>
-              <w:instrText xml:space="preserve"> PAGEREF _Toc244050076 \h </w:instrText>
+              <w:instrText xml:space="preserve"> PAGEREF _Toc244052361 \h </w:instrText>
             </w:r>
             <w:r>
               <w:rPr>
@@ -1413,7 +1413,7 @@
               <w14:ligatures w14:val="standardContextual"/>
             </w:rPr>
           </w:pPr>
-          <w:hyperlink w:anchor="_Toc244050077" w:history="1">
+          <w:hyperlink w:anchor="_Toc244052362" w:history="1">
             <w:r>
               <w:rPr>
                 <w:rStyle w:val="a5"/>
@@ -1437,7 +1437,7 @@
               <w:rPr>
                 <w:noProof/>
               </w:rPr>
-              <w:instrText xml:space="preserve"> PAGEREF _Toc244050077 \h </w:instrText>
+              <w:instrText xml:space="preserve"> PAGEREF _Toc244052362 \h </w:instrText>
             </w:r>
             <w:r>
               <w:rPr>
@@ -1480,7 +1480,7 @@
               <w14:ligatures w14:val="standardContextual"/>
             </w:rPr>
           </w:pPr>
-          <w:hyperlink w:anchor="_Toc244050078" w:history="1">
+          <w:hyperlink w:anchor="_Toc244052363" w:history="1">
             <w:r>
               <w:rPr>
                 <w:rStyle w:val="a5"/>
@@ -1504,7 +1504,7 @@
               <w:rPr>
                 <w:noProof/>
               </w:rPr>
-              <w:instrText xml:space="preserve"> PAGEREF _Toc244050078 \h </w:instrText>
+              <w:instrText xml:space="preserve"> PAGEREF _Toc244052363 \h </w:instrText>
             </w:r>
             <w:r>
               <w:rPr>
@@ -1546,7 +1546,7 @@
               <w14:ligatures w14:val="standardContextual"/>
             </w:rPr>
           </w:pPr>
-          <w:hyperlink w:anchor="_Toc244050079" w:history="1">
+          <w:hyperlink w:anchor="_Toc244052364" w:history="1">
             <w:r>
               <w:rPr>
                 <w:rStyle w:val="a5"/>
@@ -1570,7 +1570,7 @@
               <w:rPr>
                 <w:noProof/>
               </w:rPr>
-              <w:instrText xml:space="preserve"> PAGEREF _Toc244050079 \h </w:instrText>
+              <w:instrText xml:space="preserve"> PAGEREF _Toc244052364 \h </w:instrText>
             </w:r>
             <w:r>
               <w:rPr>
@@ -1613,7 +1613,7 @@
               <w14:ligatures w14:val="standardContextual"/>
             </w:rPr>
           </w:pPr>
-          <w:hyperlink w:anchor="_Toc244050080" w:history="1">
+          <w:hyperlink w:anchor="_Toc244052365" w:history="1">
             <w:r>
               <w:rPr>
                 <w:rStyle w:val="a5"/>
@@ -1637,7 +1637,7 @@
               <w:rPr>
                 <w:noProof/>
               </w:rPr>
-              <w:instrText xml:space="preserve"> PAGEREF _Toc244050080 \h </w:instrText>
+              <w:instrText xml:space="preserve"> PAGEREF _Toc244052365 \h </w:instrText>
             </w:r>
             <w:r>
               <w:rPr>
@@ -1680,7 +1680,7 @@
               <w14:ligatures w14:val="standardContextual"/>
             </w:rPr>
           </w:pPr>
-          <w:hyperlink w:anchor="_Toc244050081" w:history="1">
+          <w:hyperlink w:anchor="_Toc244052366" w:history="1">
             <w:r>
               <w:rPr>
                 <w:rStyle w:val="a5"/>
@@ -1704,7 +1704,7 @@
               <w:rPr>
                 <w:noProof/>
               </w:rPr>
-              <w:instrText xml:space="preserve"> PAGEREF _Toc244050081 \h </w:instrText>
+              <w:instrText xml:space="preserve"> PAGEREF _Toc244052366 \h </w:instrText>
             </w:r>
             <w:r>
               <w:rPr>
@@ -1747,7 +1747,7 @@
               <w14:ligatures w14:val="standardContextual"/>
             </w:rPr>
           </w:pPr>
-          <w:hyperlink w:anchor="_Toc244050082" w:history="1">
+          <w:hyperlink w:anchor="_Toc244052367" w:history="1">
             <w:r>
               <w:rPr>
                 <w:rStyle w:val="a5"/>
@@ -1771,7 +1771,7 @@
               <w:rPr>
                 <w:noProof/>
               </w:rPr>
-              <w:instrText xml:space="preserve"> PAGEREF _Toc244050082 \h </w:instrText>
+              <w:instrText xml:space="preserve"> PAGEREF _Toc244052367 \h </w:instrText>
             </w:r>
             <w:r>
               <w:rPr>
@@ -1814,7 +1814,7 @@
               <w14:ligatures w14:val="standardContextual"/>
             </w:rPr>
           </w:pPr>
-          <w:hyperlink w:anchor="_Toc244050083" w:history="1">
+          <w:hyperlink w:anchor="_Toc244052368" w:history="1">
             <w:r>
               <w:rPr>
                 <w:rStyle w:val="a5"/>
@@ -1838,7 +1838,7 @@
               <w:rPr>
                 <w:noProof/>
               </w:rPr>
-              <w:instrText xml:space="preserve"> PAGEREF _Toc244050083 \h </w:instrText>
+              <w:instrText xml:space="preserve"> PAGEREF _Toc244052368 \h </w:instrText>
             </w:r>
             <w:r>
               <w:rPr>
@@ -1881,7 +1881,7 @@
               <w14:ligatures w14:val="standardContextual"/>
             </w:rPr>
           </w:pPr>
-          <w:hyperlink w:anchor="_Toc244050084" w:history="1">
+          <w:hyperlink w:anchor="_Toc244052369" w:history="1">
             <w:r>
               <w:rPr>
                 <w:rStyle w:val="a5"/>
@@ -1905,7 +1905,7 @@
               <w:rPr>
                 <w:noProof/>
               </w:rPr>
-              <w:instrText xml:space="preserve"> PAGEREF _Toc244050084 \h </w:instrText>
+              <w:instrText xml:space="preserve"> PAGEREF _Toc244052369 \h </w:instrText>
             </w:r>
             <w:r>
               <w:rPr>
@@ -1948,7 +1948,7 @@
               <w14:ligatures w14:val="standardContextual"/>
             </w:rPr>
           </w:pPr>
-          <w:hyperlink w:anchor="_Toc244050085" w:history="1">
+          <w:hyperlink w:anchor="_Toc244052370" w:history="1">
             <w:r>
               <w:rPr>
                 <w:rStyle w:val="a5"/>
@@ -1972,7 +1972,7 @@
               <w:rPr>
                 <w:noProof/>
               </w:rPr>
-              <w:instrText xml:space="preserve"> PAGEREF _Toc244050085 \h </w:instrText>
+              <w:instrText xml:space="preserve"> PAGEREF _Toc244052370 \h </w:instrText>
             </w:r>
             <w:r>
               <w:rPr>
@@ -2015,7 +2015,7 @@
               <w14:ligatures w14:val="standardContextual"/>
             </w:rPr>
           </w:pPr>
-          <w:hyperlink w:anchor="_Toc244050086" w:history="1">
+          <w:hyperlink w:anchor="_Toc244052371" w:history="1">
             <w:r>
               <w:rPr>
                 <w:rStyle w:val="a5"/>
@@ -2039,7 +2039,7 @@
               <w:rPr>
                 <w:noProof/>
               </w:rPr>
-              <w:instrText xml:space="preserve"> PAGEREF _Toc244050086 \h </w:instrText>
+              <w:instrText xml:space="preserve"> PAGEREF _Toc244052371 \h </w:instrText>
             </w:r>
             <w:r>
               <w:rPr>
@@ -2081,7 +2081,7 @@
               <w14:ligatures w14:val="standardContextual"/>
             </w:rPr>
           </w:pPr>
-          <w:hyperlink w:anchor="_Toc244050087" w:history="1">
+          <w:hyperlink w:anchor="_Toc244052372" w:history="1">
             <w:r>
               <w:rPr>
                 <w:rStyle w:val="a5"/>
@@ -2105,7 +2105,7 @@
               <w:rPr>
                 <w:noProof/>
               </w:rPr>
-              <w:instrText xml:space="preserve"> PAGEREF _Toc244050087 \h </w:instrText>
+              <w:instrText xml:space="preserve"> PAGEREF _Toc244052372 \h </w:instrText>
             </w:r>
             <w:r>
               <w:rPr>
@@ -2148,7 +2148,7 @@
               <w14:ligatures w14:val="standardContextual"/>
             </w:rPr>
           </w:pPr>
-          <w:hyperlink w:anchor="_Toc244050088" w:history="1">
+          <w:hyperlink w:anchor="_Toc244052373" w:history="1">
             <w:r>
               <w:rPr>
                 <w:rStyle w:val="a5"/>
@@ -2172,7 +2172,7 @@
               <w:rPr>
                 <w:noProof/>
               </w:rPr>
-              <w:instrText xml:space="preserve"> PAGEREF _Toc244050088 \h </w:instrText>
+              <w:instrText xml:space="preserve"> PAGEREF _Toc244052373 \h </w:instrText>
             </w:r>
             <w:r>
               <w:rPr>
@@ -2215,7 +2215,7 @@
               <w14:ligatures w14:val="standardContextual"/>
             </w:rPr>
           </w:pPr>
-          <w:hyperlink w:anchor="_Toc244050089" w:history="1">
+          <w:hyperlink w:anchor="_Toc244052374" w:history="1">
             <w:r>
               <w:rPr>
                 <w:rStyle w:val="a5"/>
@@ -2239,7 +2239,7 @@
               <w:rPr>
                 <w:noProof/>
               </w:rPr>
-              <w:instrText xml:space="preserve"> PAGEREF _Toc244050089 \h </w:instrText>
+              <w:instrText xml:space="preserve"> PAGEREF _Toc244052374 \h </w:instrText>
             </w:r>
             <w:r>
               <w:rPr>
@@ -2282,7 +2282,7 @@
               <w14:ligatures w14:val="standardContextual"/>
             </w:rPr>
           </w:pPr>
-          <w:hyperlink w:anchor="_Toc244050090" w:history="1">
+          <w:hyperlink w:anchor="_Toc244052375" w:history="1">
             <w:r>
               <w:rPr>
                 <w:rStyle w:val="a5"/>
@@ -2306,7 +2306,7 @@
               <w:rPr>
                 <w:noProof/>
               </w:rPr>
-              <w:instrText xml:space="preserve"> PAGEREF _Toc244050090 \h </w:instrText>
+              <w:instrText xml:space="preserve"> PAGEREF _Toc244052375 \h </w:instrText>
             </w:r>
             <w:r>
               <w:rPr>
@@ -2348,7 +2348,7 @@
               <w14:ligatures w14:val="standardContextual"/>
             </w:rPr>
           </w:pPr>
-          <w:hyperlink w:anchor="_Toc244050091" w:history="1">
+          <w:hyperlink w:anchor="_Toc244052376" w:history="1">
             <w:r>
               <w:rPr>
                 <w:rStyle w:val="a5"/>
@@ -2372,7 +2372,7 @@
               <w:rPr>
                 <w:noProof/>
               </w:rPr>
-              <w:instrText xml:space="preserve"> PAGEREF _Toc244050091 \h </w:instrText>
+              <w:instrText xml:space="preserve"> PAGEREF _Toc244052376 \h </w:instrText>
             </w:r>
             <w:r>
               <w:rPr>
@@ -2414,7 +2414,7 @@
               <w14:ligatures w14:val="standardContextual"/>
             </w:rPr>
           </w:pPr>
-          <w:hyperlink w:anchor="_Toc244050092" w:history="1">
+          <w:hyperlink w:anchor="_Toc244052377" w:history="1">
             <w:r>
               <w:rPr>
                 <w:rStyle w:val="a5"/>
@@ -2438,7 +2438,7 @@
               <w:rPr>
                 <w:noProof/>
               </w:rPr>
-              <w:instrText xml:space="preserve"> PAGEREF _Toc244050092 \h </w:instrText>
+              <w:instrText xml:space="preserve"> PAGEREF _Toc244052377 \h </w:instrText>
             </w:r>
             <w:r>
               <w:rPr>
@@ -2481,7 +2481,7 @@
               <w14:ligatures w14:val="standardContextual"/>
             </w:rPr>
           </w:pPr>
-          <w:hyperlink w:anchor="_Toc244050093" w:history="1">
+          <w:hyperlink w:anchor="_Toc244052378" w:history="1">
             <w:r>
               <w:rPr>
                 <w:rStyle w:val="a5"/>
@@ -2505,7 +2505,7 @@
               <w:rPr>
                 <w:noProof/>
               </w:rPr>
-              <w:instrText xml:space="preserve"> PAGEREF _Toc244050093 \h </w:instrText>
+              <w:instrText xml:space="preserve"> PAGEREF _Toc244052378 \h </w:instrText>
             </w:r>
             <w:r>
               <w:rPr>
@@ -2548,7 +2548,7 @@
               <w14:ligatures w14:val="standardContextual"/>
             </w:rPr>
           </w:pPr>
-          <w:hyperlink w:anchor="_Toc244050094" w:history="1">
+          <w:hyperlink w:anchor="_Toc244052379" w:history="1">
             <w:r>
               <w:rPr>
                 <w:rStyle w:val="a5"/>
@@ -2572,7 +2572,7 @@
               <w:rPr>
                 <w:noProof/>
               </w:rPr>
-              <w:instrText xml:space="preserve"> PAGEREF _Toc244050094 \h </w:instrText>
+              <w:instrText xml:space="preserve"> PAGEREF _Toc244052379 \h </w:instrText>
             </w:r>
             <w:r>
               <w:rPr>
@@ -2615,7 +2615,7 @@
               <w14:ligatures w14:val="standardContextual"/>
             </w:rPr>
           </w:pPr>
-          <w:hyperlink w:anchor="_Toc244050095" w:history="1">
+          <w:hyperlink w:anchor="_Toc244052380" w:history="1">
             <w:r>
               <w:rPr>
                 <w:rStyle w:val="a5"/>
@@ -2639,7 +2639,7 @@
               <w:rPr>
                 <w:noProof/>
               </w:rPr>
-              <w:instrText xml:space="preserve"> PAGEREF _Toc244050095 \h </w:instrText>
+              <w:instrText xml:space="preserve"> PAGEREF _Toc244052380 \h </w:instrText>
             </w:r>
             <w:r>
               <w:rPr>
@@ -2682,7 +2682,7 @@
               <w14:ligatures w14:val="standardContextual"/>
             </w:rPr>
           </w:pPr>
-          <w:hyperlink w:anchor="_Toc244050096" w:history="1">
+          <w:hyperlink w:anchor="_Toc244052381" w:history="1">
             <w:r>
               <w:rPr>
                 <w:rStyle w:val="a5"/>
@@ -2706,7 +2706,7 @@
               <w:rPr>
                 <w:noProof/>
               </w:rPr>
-              <w:instrText xml:space="preserve"> PAGEREF _Toc244050096 \h </w:instrText>
+              <w:instrText xml:space="preserve"> PAGEREF _Toc244052381 \h </w:instrText>
             </w:r>
             <w:r>
               <w:rPr>
@@ -2748,7 +2748,7 @@
               <w14:ligatures w14:val="standardContextual"/>
             </w:rPr>
           </w:pPr>
-          <w:hyperlink w:anchor="_Toc244050097" w:history="1">
+          <w:hyperlink w:anchor="_Toc244052382" w:history="1">
             <w:r>
               <w:rPr>
                 <w:rStyle w:val="a5"/>
@@ -2772,7 +2772,7 @@
               <w:rPr>
                 <w:noProof/>
               </w:rPr>
-              <w:instrText xml:space="preserve"> PAGEREF _Toc244050097 \h </w:instrText>
+              <w:instrText xml:space="preserve"> PAGEREF _Toc244052382 \h </w:instrText>
             </w:r>
             <w:r>
               <w:rPr>
@@ -2814,7 +2814,7 @@
               <w14:ligatures w14:val="standardContextual"/>
             </w:rPr>
           </w:pPr>
-          <w:hyperlink w:anchor="_Toc244050098" w:history="1">
+          <w:hyperlink w:anchor="_Toc244052383" w:history="1">
             <w:r>
               <w:rPr>
                 <w:rStyle w:val="a5"/>
@@ -2838,7 +2838,7 @@
               <w:rPr>
                 <w:noProof/>
               </w:rPr>
-              <w:instrText xml:space="preserve"> PAGEREF _Toc244050098 \h </w:instrText>
+              <w:instrText xml:space="preserve"> PAGEREF _Toc244052383 \h </w:instrText>
             </w:r>
             <w:r>
               <w:rPr>
@@ -2881,7 +2881,7 @@
               <w14:ligatures w14:val="standardContextual"/>
             </w:rPr>
           </w:pPr>
-          <w:hyperlink w:anchor="_Toc244050099" w:history="1">
+          <w:hyperlink w:anchor="_Toc244052384" w:history="1">
             <w:r>
               <w:rPr>
                 <w:rStyle w:val="a5"/>
@@ -2905,7 +2905,7 @@
               <w:rPr>
                 <w:noProof/>
               </w:rPr>
-              <w:instrText xml:space="preserve"> PAGEREF _Toc244050099 \h </w:instrText>
+              <w:instrText xml:space="preserve"> PAGEREF _Toc244052384 \h </w:instrText>
             </w:r>
             <w:r>
               <w:rPr>
@@ -2948,7 +2948,7 @@
               <w14:ligatures w14:val="standardContextual"/>
             </w:rPr>
           </w:pPr>
-          <w:hyperlink w:anchor="_Toc244050100" w:history="1">
+          <w:hyperlink w:anchor="_Toc244052385" w:history="1">
             <w:r>
               <w:rPr>
                 <w:rStyle w:val="a5"/>
@@ -2972,7 +2972,7 @@
               <w:rPr>
                 <w:noProof/>
               </w:rPr>
-              <w:instrText xml:space="preserve"> PAGEREF _Toc244050100 \h </w:instrText>
+              <w:instrText xml:space="preserve"> PAGEREF _Toc244052385 \h </w:instrText>
             </w:r>
             <w:r>
               <w:rPr>
@@ -3015,7 +3015,7 @@
               <w14:ligatures w14:val="standardContextual"/>
             </w:rPr>
           </w:pPr>
-          <w:hyperlink w:anchor="_Toc244050101" w:history="1">
+          <w:hyperlink w:anchor="_Toc244052386" w:history="1">
             <w:r>
               <w:rPr>
                 <w:rStyle w:val="a5"/>
@@ -3039,7 +3039,7 @@
               <w:rPr>
                 <w:noProof/>
               </w:rPr>
-              <w:instrText xml:space="preserve"> PAGEREF _Toc244050101 \h </w:instrText>
+              <w:instrText xml:space="preserve"> PAGEREF _Toc244052386 \h </w:instrText>
             </w:r>
             <w:r>
               <w:rPr>
@@ -3082,7 +3082,7 @@
               <w14:ligatures w14:val="standardContextual"/>
             </w:rPr>
           </w:pPr>
-          <w:hyperlink w:anchor="_Toc244050102" w:history="1">
+          <w:hyperlink w:anchor="_Toc244052387" w:history="1">
             <w:r>
               <w:rPr>
                 <w:rStyle w:val="a5"/>
@@ -3106,7 +3106,7 @@
               <w:rPr>
                 <w:noProof/>
               </w:rPr>
-              <w:instrText xml:space="preserve"> PAGEREF _Toc244050102 \h </w:instrText>
+              <w:instrText xml:space="preserve"> PAGEREF _Toc244052387 \h </w:instrText>
             </w:r>
             <w:r>
               <w:rPr>
@@ -3148,7 +3148,7 @@
               <w14:ligatures w14:val="standardContextual"/>
             </w:rPr>
           </w:pPr>
-          <w:hyperlink w:anchor="_Toc244050103" w:history="1">
+          <w:hyperlink w:anchor="_Toc244052388" w:history="1">
             <w:r>
               <w:rPr>
                 <w:rStyle w:val="a5"/>
@@ -3172,7 +3172,7 @@
               <w:rPr>
                 <w:noProof/>
               </w:rPr>
-              <w:instrText xml:space="preserve"> PAGEREF _Toc244050103 \h </w:instrText>
+              <w:instrText xml:space="preserve"> PAGEREF _Toc244052388 \h </w:instrText>
             </w:r>
             <w:r>
               <w:rPr>
@@ -3214,7 +3214,7 @@
               <w14:ligatures w14:val="standardContextual"/>
             </w:rPr>
           </w:pPr>
-          <w:hyperlink w:anchor="_Toc244050104" w:history="1">
+          <w:hyperlink w:anchor="_Toc244052389" w:history="1">
             <w:r>
               <w:rPr>
                 <w:rStyle w:val="a5"/>
@@ -3238,7 +3238,7 @@
               <w:rPr>
                 <w:noProof/>
               </w:rPr>
-              <w:instrText xml:space="preserve"> PAGEREF _Toc244050104 \h </w:instrText>
+              <w:instrText xml:space="preserve"> PAGEREF _Toc244052389 \h </w:instrText>
             </w:r>
             <w:r>
               <w:rPr>
@@ -3280,7 +3280,7 @@
               <w14:ligatures w14:val="standardContextual"/>
             </w:rPr>
           </w:pPr>
-          <w:hyperlink w:anchor="_Toc244050105" w:history="1">
+          <w:hyperlink w:anchor="_Toc244052390" w:history="1">
             <w:r>
               <w:rPr>
                 <w:rStyle w:val="a5"/>
@@ -3304,7 +3304,7 @@
               <w:rPr>
                 <w:noProof/>
               </w:rPr>
-              <w:instrText xml:space="preserve"> PAGEREF _Toc244050105 \h </w:instrText>
+              <w:instrText xml:space="preserve"> PAGEREF _Toc244052390 \h </w:instrText>
             </w:r>
             <w:r>
               <w:rPr>
@@ -3346,7 +3346,7 @@
               <w14:ligatures w14:val="standardContextual"/>
             </w:rPr>
           </w:pPr>
-          <w:hyperlink w:anchor="_Toc244050106" w:history="1">
+          <w:hyperlink w:anchor="_Toc244052391" w:history="1">
             <w:r>
               <w:rPr>
                 <w:rStyle w:val="a5"/>
@@ -3370,7 +3370,7 @@
               <w:rPr>
                 <w:noProof/>
               </w:rPr>
-              <w:instrText xml:space="preserve"> PAGEREF _Toc244050106 \h </w:instrText>
+              <w:instrText xml:space="preserve"> PAGEREF _Toc244052391 \h </w:instrText>
             </w:r>
             <w:r>
               <w:rPr>
@@ -3413,8 +3413,9 @@
       <w:pPr>
         <w:pStyle w:val="1"/>
       </w:pPr>
-      <w:bookmarkStart w:id="0" w:name="_Toc244050070"/>
-      <w:r>
+      <w:bookmarkStart w:id="0" w:name="_Toc244052355"/>
+      <w:r>
+        <w:lastRenderedPageBreak/>
         <w:t xml:space="preserve">1. </w:t>
       </w:r>
       <w:r>
@@ -3843,7 +3844,7 @@
       <w:pPr>
         <w:pStyle w:val="2"/>
       </w:pPr>
-      <w:bookmarkStart w:id="1" w:name="_Toc244050071"/>
+      <w:bookmarkStart w:id="1" w:name="_Toc244052356"/>
       <w:r>
         <w:t xml:space="preserve">1.1 </w:t>
       </w:r>
@@ -5093,7 +5094,7 @@
       <w:pPr>
         <w:pStyle w:val="2"/>
       </w:pPr>
-      <w:bookmarkStart w:id="2" w:name="_Toc244050072"/>
+      <w:bookmarkStart w:id="2" w:name="_Toc244052357"/>
       <w:r>
         <w:t xml:space="preserve">1.2 </w:t>
       </w:r>
@@ -5174,6 +5175,7 @@
                 <w:b/>
                 <w:bCs/>
               </w:rPr>
+              <w:lastRenderedPageBreak/>
               <w:t>사용자</w:t>
             </w:r>
           </w:p>
@@ -5896,7 +5898,7 @@
       <w:pPr>
         <w:pStyle w:val="2"/>
       </w:pPr>
-      <w:bookmarkStart w:id="3" w:name="_Toc244050073"/>
+      <w:bookmarkStart w:id="3" w:name="_Toc244052358"/>
       <w:r>
         <w:t xml:space="preserve">1.3 </w:t>
       </w:r>
@@ -6367,7 +6369,7 @@
       <w:pPr>
         <w:pStyle w:val="2"/>
       </w:pPr>
-      <w:bookmarkStart w:id="4" w:name="_Toc244050074"/>
+      <w:bookmarkStart w:id="4" w:name="_Toc244052359"/>
       <w:r>
         <w:t xml:space="preserve">1.4 </w:t>
       </w:r>
@@ -7025,6 +7027,7 @@
               <w:spacing w:line="276" w:lineRule="auto"/>
             </w:pPr>
             <w:r>
+              <w:lastRenderedPageBreak/>
               <w:t>실행</w:t>
             </w:r>
             <w:r>
@@ -7494,7 +7497,7 @@
       <w:pPr>
         <w:pStyle w:val="1"/>
       </w:pPr>
-      <w:bookmarkStart w:id="5" w:name="_Toc244050075"/>
+      <w:bookmarkStart w:id="5" w:name="_Toc244052360"/>
       <w:r>
         <w:t xml:space="preserve">2. </w:t>
       </w:r>
@@ -9378,7 +9381,7 @@
       <w:pPr>
         <w:pStyle w:val="2"/>
       </w:pPr>
-      <w:bookmarkStart w:id="6" w:name="_Toc244050076"/>
+      <w:bookmarkStart w:id="6" w:name="_Toc244052361"/>
       <w:r>
         <w:t xml:space="preserve">2.1 </w:t>
       </w:r>
@@ -10277,7 +10280,7 @@
       <w:pPr>
         <w:pStyle w:val="2"/>
       </w:pPr>
-      <w:bookmarkStart w:id="7" w:name="_Toc244050077"/>
+      <w:bookmarkStart w:id="7" w:name="_Toc244052362"/>
       <w:r>
         <w:t xml:space="preserve">2.2 </w:t>
       </w:r>
@@ -11738,7 +11741,7 @@
       <w:pPr>
         <w:pStyle w:val="2"/>
       </w:pPr>
-      <w:bookmarkStart w:id="8" w:name="_Toc244050078"/>
+      <w:bookmarkStart w:id="8" w:name="_Toc244052363"/>
       <w:r>
         <w:t xml:space="preserve">2.3 </w:t>
       </w:r>
@@ -12667,7 +12670,7 @@
       <w:pPr>
         <w:pStyle w:val="1"/>
       </w:pPr>
-      <w:bookmarkStart w:id="9" w:name="_Toc244050079"/>
+      <w:bookmarkStart w:id="9" w:name="_Toc244052364"/>
       <w:r>
         <w:t xml:space="preserve">3. </w:t>
       </w:r>
@@ -12901,7 +12904,7 @@
       <w:pPr>
         <w:pStyle w:val="2"/>
       </w:pPr>
-      <w:bookmarkStart w:id="10" w:name="_Toc244050080"/>
+      <w:bookmarkStart w:id="10" w:name="_Toc244052365"/>
       <w:r>
         <w:t xml:space="preserve">3.1 </w:t>
       </w:r>
@@ -12933,7 +12936,7 @@
           <w:noProof/>
         </w:rPr>
         <w:drawing>
-          <wp:inline distT="0" distB="0" distL="0" distR="0" wp14:anchorId="3C17CBBA" wp14:editId="77EF8080">
+          <wp:inline distT="0" distB="0" distL="0" distR="0" wp14:anchorId="2279B209" wp14:editId="31AFCCB3">
             <wp:extent cx="3676650" cy="3086100"/>
             <wp:effectExtent l="0" t="0" r="0" b="0"/>
             <wp:docPr id="1" name="그림 1"/>
@@ -13912,7 +13915,7 @@
       <w:pPr>
         <w:pStyle w:val="2"/>
       </w:pPr>
-      <w:bookmarkStart w:id="11" w:name="_Toc244050081"/>
+      <w:bookmarkStart w:id="11" w:name="_Toc244052366"/>
       <w:r>
         <w:t xml:space="preserve">3.2 </w:t>
       </w:r>
@@ -13938,10 +13941,10 @@
           <w:noProof/>
         </w:rPr>
         <w:drawing>
-          <wp:inline distT="0" distB="0" distL="0" distR="0" wp14:anchorId="3A2197DA" wp14:editId="35CB48A8">
+          <wp:inline distT="0" distB="0" distL="0" distR="0" wp14:anchorId="404CC92B" wp14:editId="5CCE3DCD">
             <wp:extent cx="2933700" cy="2838450"/>
             <wp:effectExtent l="0" t="0" r="0" b="0"/>
-            <wp:docPr id="252445122" name="그림 252445122"/>
+            <wp:docPr id="1656474508" name="그림 1656474508"/>
             <wp:cNvGraphicFramePr>
               <a:graphicFrameLocks xmlns:a="http://schemas.openxmlformats.org/drawingml/2006/main" noChangeAspect="1"/>
             </wp:cNvGraphicFramePr>
@@ -14421,7 +14424,7 @@
       <w:pPr>
         <w:pStyle w:val="2"/>
       </w:pPr>
-      <w:bookmarkStart w:id="12" w:name="_Toc244050082"/>
+      <w:bookmarkStart w:id="12" w:name="_Toc244052367"/>
       <w:r>
         <w:t xml:space="preserve">3.3 </w:t>
       </w:r>
@@ -14459,10 +14462,10 @@
           <w:noProof/>
         </w:rPr>
         <w:drawing>
-          <wp:inline distT="0" distB="0" distL="0" distR="0" wp14:anchorId="52AF334A" wp14:editId="264F8B0E">
+          <wp:inline distT="0" distB="0" distL="0" distR="0" wp14:anchorId="6F25D0BD" wp14:editId="18C5D8C0">
             <wp:extent cx="2752725" cy="2305050"/>
             <wp:effectExtent l="0" t="0" r="0" b="0"/>
-            <wp:docPr id="1545876667" name="그림 1545876667"/>
+            <wp:docPr id="650019534" name="그림 650019534"/>
             <wp:cNvGraphicFramePr>
               <a:graphicFrameLocks xmlns:a="http://schemas.openxmlformats.org/drawingml/2006/main" noChangeAspect="1"/>
             </wp:cNvGraphicFramePr>
@@ -14723,10 +14726,10 @@
           <w:noProof/>
         </w:rPr>
         <w:drawing>
-          <wp:inline distT="0" distB="0" distL="0" distR="0" wp14:anchorId="54966483" wp14:editId="289AD9EC">
+          <wp:inline distT="0" distB="0" distL="0" distR="0" wp14:anchorId="7918FB6A" wp14:editId="4E71FE27">
             <wp:extent cx="2752725" cy="2305050"/>
             <wp:effectExtent l="0" t="0" r="0" b="0"/>
-            <wp:docPr id="2082172358" name="그림 2082172358"/>
+            <wp:docPr id="128988146" name="그림 128988146"/>
             <wp:cNvGraphicFramePr>
               <a:graphicFrameLocks xmlns:a="http://schemas.openxmlformats.org/drawingml/2006/main" noChangeAspect="1"/>
             </wp:cNvGraphicFramePr>
@@ -15072,7 +15075,7 @@
       <w:pPr>
         <w:pStyle w:val="2"/>
       </w:pPr>
-      <w:bookmarkStart w:id="13" w:name="_Toc244050083"/>
+      <w:bookmarkStart w:id="13" w:name="_Toc244052368"/>
       <w:r>
         <w:t xml:space="preserve">3.4 </w:t>
       </w:r>
@@ -15098,10 +15101,10 @@
           <w:noProof/>
         </w:rPr>
         <w:drawing>
-          <wp:inline distT="0" distB="0" distL="0" distR="0" wp14:anchorId="57A6EE87" wp14:editId="3A1988EF">
+          <wp:inline distT="0" distB="0" distL="0" distR="0" wp14:anchorId="063006B2" wp14:editId="7B7D9D0C">
             <wp:extent cx="2847975" cy="2390775"/>
             <wp:effectExtent l="0" t="0" r="0" b="0"/>
-            <wp:docPr id="1509167632" name="그림 1509167632"/>
+            <wp:docPr id="266876183" name="그림 266876183"/>
             <wp:cNvGraphicFramePr>
               <a:graphicFrameLocks xmlns:a="http://schemas.openxmlformats.org/drawingml/2006/main" noChangeAspect="1"/>
             </wp:cNvGraphicFramePr>
@@ -15516,7 +15519,7 @@
       <w:pPr>
         <w:pStyle w:val="2"/>
       </w:pPr>
-      <w:bookmarkStart w:id="14" w:name="_Toc244050084"/>
+      <w:bookmarkStart w:id="14" w:name="_Toc244052369"/>
       <w:r>
         <w:t xml:space="preserve">3.5 </w:t>
       </w:r>
@@ -15578,10 +15581,10 @@
           <w:noProof/>
         </w:rPr>
         <w:drawing>
-          <wp:inline distT="0" distB="0" distL="0" distR="0" wp14:anchorId="00A71524" wp14:editId="24E2B12A">
+          <wp:inline distT="0" distB="0" distL="0" distR="0" wp14:anchorId="1CFED304" wp14:editId="76F20B74">
             <wp:extent cx="2933700" cy="1838325"/>
             <wp:effectExtent l="0" t="0" r="0" b="0"/>
-            <wp:docPr id="1253275497" name="그림 1253275497"/>
+            <wp:docPr id="1253785441" name="그림 1253785441"/>
             <wp:cNvGraphicFramePr>
               <a:graphicFrameLocks xmlns:a="http://schemas.openxmlformats.org/drawingml/2006/main" noChangeAspect="1"/>
             </wp:cNvGraphicFramePr>
@@ -16056,7 +16059,7 @@
       <w:pPr>
         <w:pStyle w:val="2"/>
       </w:pPr>
-      <w:bookmarkStart w:id="15" w:name="_Toc244050085"/>
+      <w:bookmarkStart w:id="15" w:name="_Toc244052370"/>
       <w:r>
         <w:t xml:space="preserve">3.6 </w:t>
       </w:r>
@@ -16082,10 +16085,10 @@
           <w:noProof/>
         </w:rPr>
         <w:drawing>
-          <wp:inline distT="0" distB="0" distL="0" distR="0" wp14:anchorId="27B35CBF" wp14:editId="26F9CB1D">
+          <wp:inline distT="0" distB="0" distL="0" distR="0" wp14:anchorId="3EAE5A86" wp14:editId="41D3AA69">
             <wp:extent cx="2752725" cy="2152650"/>
             <wp:effectExtent l="0" t="0" r="0" b="0"/>
-            <wp:docPr id="75310254" name="그림 75310254"/>
+            <wp:docPr id="1890875672" name="그림 1890875672"/>
             <wp:cNvGraphicFramePr>
               <a:graphicFrameLocks xmlns:a="http://schemas.openxmlformats.org/drawingml/2006/main" noChangeAspect="1"/>
             </wp:cNvGraphicFramePr>
@@ -16534,7 +16537,7 @@
       <w:pPr>
         <w:pStyle w:val="2"/>
       </w:pPr>
-      <w:bookmarkStart w:id="16" w:name="_Toc244050086"/>
+      <w:bookmarkStart w:id="16" w:name="_Toc244052371"/>
       <w:r>
         <w:t xml:space="preserve">3.7 </w:t>
       </w:r>
@@ -16566,10 +16569,10 @@
           <w:noProof/>
         </w:rPr>
         <w:drawing>
-          <wp:inline distT="0" distB="0" distL="0" distR="0" wp14:anchorId="57F1F0D0" wp14:editId="77B03284">
+          <wp:inline distT="0" distB="0" distL="0" distR="0" wp14:anchorId="703D4EEA" wp14:editId="7B095FDD">
             <wp:extent cx="2933700" cy="1838325"/>
             <wp:effectExtent l="0" t="0" r="0" b="0"/>
-            <wp:docPr id="578617617" name="그림 578617617"/>
+            <wp:docPr id="1661298791" name="그림 1661298791"/>
             <wp:cNvGraphicFramePr>
               <a:graphicFrameLocks xmlns:a="http://schemas.openxmlformats.org/drawingml/2006/main" noChangeAspect="1"/>
             </wp:cNvGraphicFramePr>
@@ -17033,10 +17036,10 @@
           <w:noProof/>
         </w:rPr>
         <w:drawing>
-          <wp:inline distT="0" distB="0" distL="0" distR="0" wp14:anchorId="3D8ED71B" wp14:editId="2BDF090B">
+          <wp:inline distT="0" distB="0" distL="0" distR="0" wp14:anchorId="31AFA10A" wp14:editId="39C1CAEF">
             <wp:extent cx="2847975" cy="2990850"/>
             <wp:effectExtent l="0" t="0" r="0" b="0"/>
-            <wp:docPr id="258270434" name="그림 258270434"/>
+            <wp:docPr id="1020439679" name="그림 1020439679"/>
             <wp:cNvGraphicFramePr>
               <a:graphicFrameLocks xmlns:a="http://schemas.openxmlformats.org/drawingml/2006/main" noChangeAspect="1"/>
             </wp:cNvGraphicFramePr>
@@ -17693,7 +17696,7 @@
       <w:pPr>
         <w:pStyle w:val="1"/>
       </w:pPr>
-      <w:bookmarkStart w:id="17" w:name="_Toc244050087"/>
+      <w:bookmarkStart w:id="17" w:name="_Toc244052372"/>
       <w:r>
         <w:t xml:space="preserve">4. </w:t>
       </w:r>
@@ -17795,7 +17798,7 @@
       <w:pPr>
         <w:pStyle w:val="2"/>
       </w:pPr>
-      <w:bookmarkStart w:id="18" w:name="_Toc244050088"/>
+      <w:bookmarkStart w:id="18" w:name="_Toc244052373"/>
       <w:r>
         <w:t xml:space="preserve">4.1 </w:t>
       </w:r>
@@ -18436,7 +18439,7 @@
       <w:pPr>
         <w:pStyle w:val="2"/>
       </w:pPr>
-      <w:bookmarkStart w:id="19" w:name="_Toc244050089"/>
+      <w:bookmarkStart w:id="19" w:name="_Toc244052374"/>
       <w:r>
         <w:t xml:space="preserve">4.2 </w:t>
       </w:r>
@@ -19797,7 +19800,7 @@
       <w:pPr>
         <w:pStyle w:val="2"/>
       </w:pPr>
-      <w:bookmarkStart w:id="20" w:name="_Toc244050090"/>
+      <w:bookmarkStart w:id="20" w:name="_Toc244052375"/>
       <w:r>
         <w:t xml:space="preserve">4.3 </w:t>
       </w:r>
@@ -20874,7 +20877,7 @@
       <w:pPr>
         <w:pStyle w:val="1"/>
       </w:pPr>
-      <w:bookmarkStart w:id="21" w:name="_Toc244050091"/>
+      <w:bookmarkStart w:id="21" w:name="_Toc244052376"/>
       <w:r>
         <w:t xml:space="preserve">5. </w:t>
       </w:r>
@@ -22099,7 +22102,7 @@
       <w:pPr>
         <w:pStyle w:val="1"/>
       </w:pPr>
-      <w:bookmarkStart w:id="22" w:name="_Toc244050092"/>
+      <w:bookmarkStart w:id="22" w:name="_Toc244052377"/>
       <w:r>
         <w:t xml:space="preserve">6. </w:t>
       </w:r>
@@ -22268,7 +22271,7 @@
       <w:pPr>
         <w:pStyle w:val="2"/>
       </w:pPr>
-      <w:bookmarkStart w:id="23" w:name="_Toc244050093"/>
+      <w:bookmarkStart w:id="23" w:name="_Toc244052378"/>
       <w:r>
         <w:t xml:space="preserve">6.1 </w:t>
       </w:r>
@@ -23761,7 +23764,7 @@
       <w:pPr>
         <w:pStyle w:val="2"/>
       </w:pPr>
-      <w:bookmarkStart w:id="24" w:name="_Toc244050094"/>
+      <w:bookmarkStart w:id="24" w:name="_Toc244052379"/>
       <w:r>
         <w:t xml:space="preserve">6.2 </w:t>
       </w:r>
@@ -24890,7 +24893,7 @@
       <w:pPr>
         <w:pStyle w:val="2"/>
       </w:pPr>
-      <w:bookmarkStart w:id="25" w:name="_Toc244050095"/>
+      <w:bookmarkStart w:id="25" w:name="_Toc244052380"/>
       <w:r>
         <w:t xml:space="preserve">6.3 </w:t>
       </w:r>
@@ -25921,7 +25924,7 @@
       <w:pPr>
         <w:pStyle w:val="2"/>
       </w:pPr>
-      <w:bookmarkStart w:id="26" w:name="_Toc244050096"/>
+      <w:bookmarkStart w:id="26" w:name="_Toc244052381"/>
       <w:r>
         <w:t xml:space="preserve">6.4 </w:t>
       </w:r>
@@ -26771,7 +26774,7 @@
       <w:pPr>
         <w:pStyle w:val="1"/>
       </w:pPr>
-      <w:bookmarkStart w:id="27" w:name="_Toc244050097"/>
+      <w:bookmarkStart w:id="27" w:name="_Toc244052382"/>
       <w:r>
         <w:t xml:space="preserve">7. </w:t>
       </w:r>
@@ -29358,7 +29361,7 @@
       <w:pPr>
         <w:pStyle w:val="1"/>
       </w:pPr>
-      <w:bookmarkStart w:id="28" w:name="_Toc244050098"/>
+      <w:bookmarkStart w:id="28" w:name="_Toc244052383"/>
       <w:r>
         <w:t xml:space="preserve">8. </w:t>
       </w:r>
@@ -29710,7 +29713,7 @@
       <w:pPr>
         <w:pStyle w:val="2"/>
       </w:pPr>
-      <w:bookmarkStart w:id="29" w:name="_Toc244050099"/>
+      <w:bookmarkStart w:id="29" w:name="_Toc244052384"/>
       <w:r>
         <w:t xml:space="preserve">8.1 </w:t>
       </w:r>
@@ -30988,7 +30991,7 @@
       <w:pPr>
         <w:pStyle w:val="2"/>
       </w:pPr>
-      <w:bookmarkStart w:id="30" w:name="_Toc244050100"/>
+      <w:bookmarkStart w:id="30" w:name="_Toc244052385"/>
       <w:r>
         <w:t xml:space="preserve">8.2 </w:t>
       </w:r>
@@ -31629,7 +31632,7 @@
       <w:pPr>
         <w:pStyle w:val="2"/>
       </w:pPr>
-      <w:bookmarkStart w:id="31" w:name="_Toc244050101"/>
+      <w:bookmarkStart w:id="31" w:name="_Toc244052386"/>
       <w:r>
         <w:t xml:space="preserve">8.3 AI </w:t>
       </w:r>
@@ -32586,7 +32589,7 @@
       <w:pPr>
         <w:pStyle w:val="2"/>
       </w:pPr>
-      <w:bookmarkStart w:id="32" w:name="_Toc244050102"/>
+      <w:bookmarkStart w:id="32" w:name="_Toc244052387"/>
       <w:r>
         <w:t xml:space="preserve">8.4 </w:t>
       </w:r>
@@ -33474,7 +33477,7 @@
       <w:pPr>
         <w:pStyle w:val="1"/>
       </w:pPr>
-      <w:bookmarkStart w:id="33" w:name="_Toc244050103"/>
+      <w:bookmarkStart w:id="33" w:name="_Toc244052388"/>
       <w:r>
         <w:t xml:space="preserve">9. </w:t>
       </w:r>
@@ -34559,7 +34562,7 @@
       <w:pPr>
         <w:pStyle w:val="1"/>
       </w:pPr>
-      <w:bookmarkStart w:id="34" w:name="_Toc244050104"/>
+      <w:bookmarkStart w:id="34" w:name="_Toc244052389"/>
       <w:r>
         <w:t>부록</w:t>
       </w:r>
@@ -35379,7 +35382,7 @@
       <w:pPr>
         <w:pStyle w:val="1"/>
       </w:pPr>
-      <w:bookmarkStart w:id="35" w:name="_Toc244050105"/>
+      <w:bookmarkStart w:id="35" w:name="_Toc244052390"/>
       <w:r>
         <w:t>부록</w:t>
       </w:r>
@@ -36362,7 +36365,7 @@
       <w:pPr>
         <w:pStyle w:val="1"/>
       </w:pPr>
-      <w:bookmarkStart w:id="36" w:name="_Toc244050106"/>
+      <w:bookmarkStart w:id="36" w:name="_Toc244052391"/>
       <w:r>
         <w:t>부록</w:t>
       </w:r>
@@ -38663,118 +38666,10 @@
 <file path=word/numbering.xml><?xml version="1.0" encoding="utf-8"?>
 <w:numbering xmlns:wpc="http://schemas.microsoft.com/office/word/2010/wordprocessingCanvas" xmlns:cx="http://schemas.microsoft.com/office/drawing/2014/chartex" xmlns:cx1="http://schemas.microsoft.com/office/drawing/2015/9/8/chartex" xmlns:cx2="http://schemas.microsoft.com/office/drawing/2015/10/21/chartex" xmlns:cx3="http://schemas.microsoft.com/office/drawing/2016/5/9/chartex" xmlns:cx4="http://schemas.microsoft.com/office/drawing/2016/5/10/chartex" xmlns:cx5="http://schemas.microsoft.com/office/drawing/2016/5/11/chartex" xmlns:cx6="http://schemas.microsoft.com/office/drawing/2016/5/12/chartex" xmlns:cx7="http://schemas.microsoft.com/office/drawing/2016/5/13/chartex" xmlns:cx8="http://schemas.microsoft.com/office/drawing/2016/5/14/chartex" xmlns:mc="http://schemas.openxmlformats.org/markup-compatibility/2006" xmlns:aink="http://schemas.microsoft.com/office/drawing/2016/ink" xmlns:am3d="http://schemas.microsoft.com/office/drawing/2017/model3d" xmlns:o="urn:schemas-microsoft-com:office:office" xmlns:oel="http://schemas.microsoft.com/office/2019/extlst" xmlns:r="http://schemas.openxmlformats.org/officeDocument/2006/relationships" xmlns:m="http://schemas.openxmlformats.org/officeDocument/2006/math" xmlns:v="urn:schemas-microsoft-com:vml" xmlns:wp14="http://schemas.microsoft.com/office/word/2010/wordprocessingDrawing" xmlns:wp="http://schemas.openxmlformats.org/drawingml/2006/wordprocessingDrawing" xmlns:w10="urn:schemas-microsoft-com:office:word" xmlns:w="http://schemas.openxmlformats.org/wordprocessingml/2006/main" xmlns:w14="http://schemas.microsoft.com/office/word/2010/wordml" xmlns:w15="http://schemas.microsoft.com/office/word/2012/wordml" xmlns:w16cex="http://schemas.microsoft.com/office/word/2018/wordml/cex" xmlns:w16cid="http://schemas.microsoft.com/office/word/2016/wordml/cid" xmlns:w16="http://schemas.microsoft.com/office/word/2018/wordml" xmlns:w16du="http://schemas.microsoft.com/office/word/2023/wordml/word16du" xmlns:w16sdtdh="http://schemas.microsoft.com/office/word/2020/wordml/sdtdatahash" xmlns:w16sdtfl="http://schemas.microsoft.com/office/word/2024/wordml/sdtformatlock" xmlns:w16se="http://schemas.microsoft.com/office/word/2015/wordml/symex" xmlns:wpg="http://schemas.microsoft.com/office/word/2010/wordprocessingGroup" xmlns:wpi="http://schemas.microsoft.com/office/word/2010/wordprocessingInk" xmlns:wne="http://schemas.microsoft.com/office/word/2006/wordml" xmlns:wps="http://schemas.microsoft.com/office/word/2010/wordprocessingShape" mc:Ignorable="w14 w15 w16se w16cid w16 w16cex w16sdtdh w16sdtfl w16du wp14">
   <w:abstractNum w:abstractNumId="0" w15:restartNumberingAfterBreak="0">
-    <w:nsid w:val="143D17D6"/>
+    <w:nsid w:val="01716E5D"/>
     <w:multiLevelType w:val="hybridMultilevel"/>
-    <w:tmpl w:val="4C9E9B16"/>
-    <w:lvl w:ilvl="0" w:tplc="1F1A8468">
-      <w:start w:val="1"/>
-      <w:numFmt w:val="bullet"/>
-      <w:lvlText w:val="•"/>
-      <w:lvlJc w:val="left"/>
-      <w:pPr>
-        <w:ind w:left="640" w:hanging="320"/>
-      </w:pPr>
-    </w:lvl>
-    <w:lvl w:ilvl="1" w:tplc="089A661C">
-      <w:numFmt w:val="decimal"/>
-      <w:lvlText w:val=""/>
-      <w:lvlJc w:val="left"/>
-    </w:lvl>
-    <w:lvl w:ilvl="2" w:tplc="B9908128">
-      <w:numFmt w:val="decimal"/>
-      <w:lvlText w:val=""/>
-      <w:lvlJc w:val="left"/>
-    </w:lvl>
-    <w:lvl w:ilvl="3" w:tplc="809A0E1E">
-      <w:numFmt w:val="decimal"/>
-      <w:lvlText w:val=""/>
-      <w:lvlJc w:val="left"/>
-    </w:lvl>
-    <w:lvl w:ilvl="4" w:tplc="F4BC6298">
-      <w:numFmt w:val="decimal"/>
-      <w:lvlText w:val=""/>
-      <w:lvlJc w:val="left"/>
-    </w:lvl>
-    <w:lvl w:ilvl="5" w:tplc="BF5A6B74">
-      <w:numFmt w:val="decimal"/>
-      <w:lvlText w:val=""/>
-      <w:lvlJc w:val="left"/>
-    </w:lvl>
-    <w:lvl w:ilvl="6" w:tplc="ABDCAC42">
-      <w:numFmt w:val="decimal"/>
-      <w:lvlText w:val=""/>
-      <w:lvlJc w:val="left"/>
-    </w:lvl>
-    <w:lvl w:ilvl="7" w:tplc="140C5B44">
-      <w:numFmt w:val="decimal"/>
-      <w:lvlText w:val=""/>
-      <w:lvlJc w:val="left"/>
-    </w:lvl>
-    <w:lvl w:ilvl="8" w:tplc="AB381654">
-      <w:numFmt w:val="decimal"/>
-      <w:lvlText w:val=""/>
-      <w:lvlJc w:val="left"/>
-    </w:lvl>
-  </w:abstractNum>
-  <w:abstractNum w:abstractNumId="1" w15:restartNumberingAfterBreak="0">
-    <w:nsid w:val="16CA7F5B"/>
-    <w:multiLevelType w:val="hybridMultilevel"/>
-    <w:tmpl w:val="21622866"/>
-    <w:lvl w:ilvl="0" w:tplc="4FC00534">
-      <w:start w:val="1"/>
-      <w:numFmt w:val="decimal"/>
-      <w:lvlText w:val="%1."/>
-      <w:lvlJc w:val="left"/>
-      <w:pPr>
-        <w:ind w:left="640" w:hanging="360"/>
-      </w:pPr>
-    </w:lvl>
-    <w:lvl w:ilvl="1" w:tplc="D96A6230">
-      <w:numFmt w:val="decimal"/>
-      <w:lvlText w:val=""/>
-      <w:lvlJc w:val="left"/>
-    </w:lvl>
-    <w:lvl w:ilvl="2" w:tplc="21BEF32C">
-      <w:numFmt w:val="decimal"/>
-      <w:lvlText w:val=""/>
-      <w:lvlJc w:val="left"/>
-    </w:lvl>
-    <w:lvl w:ilvl="3" w:tplc="5EE030B8">
-      <w:numFmt w:val="decimal"/>
-      <w:lvlText w:val=""/>
-      <w:lvlJc w:val="left"/>
-    </w:lvl>
-    <w:lvl w:ilvl="4" w:tplc="51DAA758">
-      <w:numFmt w:val="decimal"/>
-      <w:lvlText w:val=""/>
-      <w:lvlJc w:val="left"/>
-    </w:lvl>
-    <w:lvl w:ilvl="5" w:tplc="8508E8C4">
-      <w:numFmt w:val="decimal"/>
-      <w:lvlText w:val=""/>
-      <w:lvlJc w:val="left"/>
-    </w:lvl>
-    <w:lvl w:ilvl="6" w:tplc="6298D358">
-      <w:numFmt w:val="decimal"/>
-      <w:lvlText w:val=""/>
-      <w:lvlJc w:val="left"/>
-    </w:lvl>
-    <w:lvl w:ilvl="7" w:tplc="54862992">
-      <w:numFmt w:val="decimal"/>
-      <w:lvlText w:val=""/>
-      <w:lvlJc w:val="left"/>
-    </w:lvl>
-    <w:lvl w:ilvl="8" w:tplc="0EBC8422">
-      <w:numFmt w:val="decimal"/>
-      <w:lvlText w:val=""/>
-      <w:lvlJc w:val="left"/>
-    </w:lvl>
-  </w:abstractNum>
-  <w:abstractNum w:abstractNumId="2" w15:restartNumberingAfterBreak="0">
-    <w:nsid w:val="67FE541E"/>
-    <w:multiLevelType w:val="hybridMultilevel"/>
-    <w:tmpl w:val="9ADC5516"/>
-    <w:lvl w:ilvl="0" w:tplc="A9942DE8">
+    <w:tmpl w:val="B9D821B6"/>
+    <w:lvl w:ilvl="0" w:tplc="9DFC578A">
       <w:start w:val="1"/>
       <w:numFmt w:val="bullet"/>
       <w:lvlText w:val="●"/>
@@ -38783,7 +38678,7 @@
         <w:ind w:left="720" w:hanging="360"/>
       </w:pPr>
     </w:lvl>
-    <w:lvl w:ilvl="1" w:tplc="69427E3C">
+    <w:lvl w:ilvl="1" w:tplc="BC28E672">
       <w:start w:val="1"/>
       <w:numFmt w:val="bullet"/>
       <w:lvlText w:val="○"/>
@@ -38792,7 +38687,7 @@
         <w:ind w:left="1440" w:hanging="360"/>
       </w:pPr>
     </w:lvl>
-    <w:lvl w:ilvl="2" w:tplc="48EE3992">
+    <w:lvl w:ilvl="2" w:tplc="43D815C2">
       <w:start w:val="1"/>
       <w:numFmt w:val="bullet"/>
       <w:lvlText w:val="■"/>
@@ -38801,7 +38696,7 @@
         <w:ind w:left="2160" w:hanging="360"/>
       </w:pPr>
     </w:lvl>
-    <w:lvl w:ilvl="3" w:tplc="03204EFC">
+    <w:lvl w:ilvl="3" w:tplc="35C4FE84">
       <w:start w:val="1"/>
       <w:numFmt w:val="bullet"/>
       <w:lvlText w:val="●"/>
@@ -38810,7 +38705,7 @@
         <w:ind w:left="2880" w:hanging="360"/>
       </w:pPr>
     </w:lvl>
-    <w:lvl w:ilvl="4" w:tplc="9976D354">
+    <w:lvl w:ilvl="4" w:tplc="B184A74E">
       <w:start w:val="1"/>
       <w:numFmt w:val="bullet"/>
       <w:lvlText w:val="○"/>
@@ -38819,7 +38714,7 @@
         <w:ind w:left="3600" w:hanging="360"/>
       </w:pPr>
     </w:lvl>
-    <w:lvl w:ilvl="5" w:tplc="D8C82A58">
+    <w:lvl w:ilvl="5" w:tplc="DD8C07BA">
       <w:start w:val="1"/>
       <w:numFmt w:val="bullet"/>
       <w:lvlText w:val="■"/>
@@ -38828,7 +38723,7 @@
         <w:ind w:left="4320" w:hanging="360"/>
       </w:pPr>
     </w:lvl>
-    <w:lvl w:ilvl="6" w:tplc="EA6008DE">
+    <w:lvl w:ilvl="6" w:tplc="E5E4FCF0">
       <w:start w:val="1"/>
       <w:numFmt w:val="bullet"/>
       <w:lvlText w:val="●"/>
@@ -38837,7 +38732,7 @@
         <w:ind w:left="5040" w:hanging="360"/>
       </w:pPr>
     </w:lvl>
-    <w:lvl w:ilvl="7" w:tplc="7F0665C4">
+    <w:lvl w:ilvl="7" w:tplc="36E0C1E6">
       <w:start w:val="1"/>
       <w:numFmt w:val="bullet"/>
       <w:lvlText w:val="●"/>
@@ -38846,7 +38741,7 @@
         <w:ind w:left="5760" w:hanging="360"/>
       </w:pPr>
     </w:lvl>
-    <w:lvl w:ilvl="8" w:tplc="890C12E8">
+    <w:lvl w:ilvl="8" w:tplc="49F25CFA">
       <w:start w:val="1"/>
       <w:numFmt w:val="bullet"/>
       <w:lvlText w:val="●"/>
@@ -38856,50 +38751,158 @@
       </w:pPr>
     </w:lvl>
   </w:abstractNum>
-  <w:num w:numId="1" w16cid:durableId="868639462">
+  <w:abstractNum w:abstractNumId="1" w15:restartNumberingAfterBreak="0">
+    <w:nsid w:val="07D0794F"/>
+    <w:multiLevelType w:val="hybridMultilevel"/>
+    <w:tmpl w:val="1FB0FB86"/>
+    <w:lvl w:ilvl="0" w:tplc="D9029EF6">
+      <w:start w:val="1"/>
+      <w:numFmt w:val="bullet"/>
+      <w:lvlText w:val="•"/>
+      <w:lvlJc w:val="left"/>
+      <w:pPr>
+        <w:ind w:left="640" w:hanging="320"/>
+      </w:pPr>
+    </w:lvl>
+    <w:lvl w:ilvl="1" w:tplc="EB1AE39A">
+      <w:numFmt w:val="decimal"/>
+      <w:lvlText w:val=""/>
+      <w:lvlJc w:val="left"/>
+    </w:lvl>
+    <w:lvl w:ilvl="2" w:tplc="3F727652">
+      <w:numFmt w:val="decimal"/>
+      <w:lvlText w:val=""/>
+      <w:lvlJc w:val="left"/>
+    </w:lvl>
+    <w:lvl w:ilvl="3" w:tplc="8D6CE4F4">
+      <w:numFmt w:val="decimal"/>
+      <w:lvlText w:val=""/>
+      <w:lvlJc w:val="left"/>
+    </w:lvl>
+    <w:lvl w:ilvl="4" w:tplc="1CAE8236">
+      <w:numFmt w:val="decimal"/>
+      <w:lvlText w:val=""/>
+      <w:lvlJc w:val="left"/>
+    </w:lvl>
+    <w:lvl w:ilvl="5" w:tplc="D01AEDFE">
+      <w:numFmt w:val="decimal"/>
+      <w:lvlText w:val=""/>
+      <w:lvlJc w:val="left"/>
+    </w:lvl>
+    <w:lvl w:ilvl="6" w:tplc="F0DCAABA">
+      <w:numFmt w:val="decimal"/>
+      <w:lvlText w:val=""/>
+      <w:lvlJc w:val="left"/>
+    </w:lvl>
+    <w:lvl w:ilvl="7" w:tplc="39AE2B4C">
+      <w:numFmt w:val="decimal"/>
+      <w:lvlText w:val=""/>
+      <w:lvlJc w:val="left"/>
+    </w:lvl>
+    <w:lvl w:ilvl="8" w:tplc="5E460878">
+      <w:numFmt w:val="decimal"/>
+      <w:lvlText w:val=""/>
+      <w:lvlJc w:val="left"/>
+    </w:lvl>
+  </w:abstractNum>
+  <w:abstractNum w:abstractNumId="2" w15:restartNumberingAfterBreak="0">
+    <w:nsid w:val="7B6A7014"/>
+    <w:multiLevelType w:val="hybridMultilevel"/>
+    <w:tmpl w:val="E8B28274"/>
+    <w:lvl w:ilvl="0" w:tplc="067C0216">
+      <w:start w:val="1"/>
+      <w:numFmt w:val="decimal"/>
+      <w:lvlText w:val="%1."/>
+      <w:lvlJc w:val="left"/>
+      <w:pPr>
+        <w:ind w:left="640" w:hanging="360"/>
+      </w:pPr>
+    </w:lvl>
+    <w:lvl w:ilvl="1" w:tplc="5D2A8076">
+      <w:numFmt w:val="decimal"/>
+      <w:lvlText w:val=""/>
+      <w:lvlJc w:val="left"/>
+    </w:lvl>
+    <w:lvl w:ilvl="2" w:tplc="A5FAF6C4">
+      <w:numFmt w:val="decimal"/>
+      <w:lvlText w:val=""/>
+      <w:lvlJc w:val="left"/>
+    </w:lvl>
+    <w:lvl w:ilvl="3" w:tplc="603A0228">
+      <w:numFmt w:val="decimal"/>
+      <w:lvlText w:val=""/>
+      <w:lvlJc w:val="left"/>
+    </w:lvl>
+    <w:lvl w:ilvl="4" w:tplc="FEB4D45C">
+      <w:numFmt w:val="decimal"/>
+      <w:lvlText w:val=""/>
+      <w:lvlJc w:val="left"/>
+    </w:lvl>
+    <w:lvl w:ilvl="5" w:tplc="4ECEC744">
+      <w:numFmt w:val="decimal"/>
+      <w:lvlText w:val=""/>
+      <w:lvlJc w:val="left"/>
+    </w:lvl>
+    <w:lvl w:ilvl="6" w:tplc="05CE2234">
+      <w:numFmt w:val="decimal"/>
+      <w:lvlText w:val=""/>
+      <w:lvlJc w:val="left"/>
+    </w:lvl>
+    <w:lvl w:ilvl="7" w:tplc="76425B8C">
+      <w:numFmt w:val="decimal"/>
+      <w:lvlText w:val=""/>
+      <w:lvlJc w:val="left"/>
+    </w:lvl>
+    <w:lvl w:ilvl="8" w:tplc="65A87EF4">
+      <w:numFmt w:val="decimal"/>
+      <w:lvlText w:val=""/>
+      <w:lvlJc w:val="left"/>
+    </w:lvl>
+  </w:abstractNum>
+  <w:num w:numId="1" w16cid:durableId="919485927">
+    <w:abstractNumId w:val="0"/>
+    <w:lvlOverride w:ilvl="0">
+      <w:startOverride w:val="1"/>
+    </w:lvlOverride>
+  </w:num>
+  <w:num w:numId="2" w16cid:durableId="771167070">
+    <w:abstractNumId w:val="1"/>
+    <w:lvlOverride w:ilvl="0">
+      <w:startOverride w:val="1"/>
+    </w:lvlOverride>
+  </w:num>
+  <w:num w:numId="3" w16cid:durableId="1687095934">
     <w:abstractNumId w:val="2"/>
     <w:lvlOverride w:ilvl="0">
       <w:startOverride w:val="1"/>
     </w:lvlOverride>
   </w:num>
-  <w:num w:numId="2" w16cid:durableId="1852451526">
-    <w:abstractNumId w:val="0"/>
+  <w:num w:numId="4" w16cid:durableId="1264269573">
+    <w:abstractNumId w:val="2"/>
     <w:lvlOverride w:ilvl="0">
       <w:startOverride w:val="1"/>
     </w:lvlOverride>
   </w:num>
-  <w:num w:numId="3" w16cid:durableId="815998906">
-    <w:abstractNumId w:val="1"/>
+  <w:num w:numId="5" w16cid:durableId="1431396024">
+    <w:abstractNumId w:val="2"/>
     <w:lvlOverride w:ilvl="0">
       <w:startOverride w:val="1"/>
     </w:lvlOverride>
   </w:num>
-  <w:num w:numId="4" w16cid:durableId="1002974033">
-    <w:abstractNumId w:val="1"/>
+  <w:num w:numId="6" w16cid:durableId="1005859006">
+    <w:abstractNumId w:val="2"/>
     <w:lvlOverride w:ilvl="0">
       <w:startOverride w:val="1"/>
     </w:lvlOverride>
   </w:num>
-  <w:num w:numId="5" w16cid:durableId="1291278105">
-    <w:abstractNumId w:val="1"/>
+  <w:num w:numId="7" w16cid:durableId="184170577">
+    <w:abstractNumId w:val="2"/>
     <w:lvlOverride w:ilvl="0">
       <w:startOverride w:val="1"/>
     </w:lvlOverride>
   </w:num>
-  <w:num w:numId="6" w16cid:durableId="1906337328">
-    <w:abstractNumId w:val="1"/>
-    <w:lvlOverride w:ilvl="0">
-      <w:startOverride w:val="1"/>
-    </w:lvlOverride>
-  </w:num>
-  <w:num w:numId="7" w16cid:durableId="1805192294">
-    <w:abstractNumId w:val="1"/>
-    <w:lvlOverride w:ilvl="0">
-      <w:startOverride w:val="1"/>
-    </w:lvlOverride>
-  </w:num>
-  <w:num w:numId="8" w16cid:durableId="1392271549">
-    <w:abstractNumId w:val="1"/>
+  <w:num w:numId="8" w16cid:durableId="203636729">
+    <w:abstractNumId w:val="2"/>
     <w:lvlOverride w:ilvl="0">
       <w:startOverride w:val="1"/>
     </w:lvlOverride>
@@ -39505,7 +39508,7 @@
     <w:autoRedefine/>
     <w:uiPriority w:val="39"/>
     <w:unhideWhenUsed/>
-    <w:rsid w:val="00453763"/>
+    <w:rsid w:val="00091974"/>
   </w:style>
   <w:style w:type="paragraph" w:styleId="20">
     <w:name w:val="toc 2"/>
@@ -39514,7 +39517,7 @@
     <w:autoRedefine/>
     <w:uiPriority w:val="39"/>
     <w:unhideWhenUsed/>
-    <w:rsid w:val="00453763"/>
+    <w:rsid w:val="00091974"/>
     <w:pPr>
       <w:ind w:leftChars="200" w:left="425"/>
     </w:pPr>
@@ -39525,7 +39528,7 @@
     <w:link w:val="Char0"/>
     <w:uiPriority w:val="99"/>
     <w:unhideWhenUsed/>
-    <w:rsid w:val="00453763"/>
+    <w:rsid w:val="00091974"/>
     <w:pPr>
       <w:tabs>
         <w:tab w:val="center" w:pos="4513"/>
@@ -39539,7 +39542,7 @@
     <w:basedOn w:val="a0"/>
     <w:link w:val="a8"/>
     <w:uiPriority w:val="99"/>
-    <w:rsid w:val="00453763"/>
+    <w:rsid w:val="00091974"/>
   </w:style>
   <w:style w:type="paragraph" w:styleId="a9">
     <w:name w:val="footer"/>
@@ -39547,7 +39550,7 @@
     <w:link w:val="Char1"/>
     <w:uiPriority w:val="99"/>
     <w:unhideWhenUsed/>
-    <w:rsid w:val="00453763"/>
+    <w:rsid w:val="00091974"/>
     <w:pPr>
       <w:tabs>
         <w:tab w:val="center" w:pos="4513"/>
@@ -39561,7 +39564,7 @@
     <w:basedOn w:val="a0"/>
     <w:link w:val="a9"/>
     <w:uiPriority w:val="99"/>
-    <w:rsid w:val="00453763"/>
+    <w:rsid w:val="00091974"/>
   </w:style>
 </w:styles>
 </file>
